--- a/docs/huong-dan-su-dung/Huong-dan-su-dung-tra-cuu-MCCT.docx
+++ b/docs/huong-dan-su-dung/Huong-dan-su-dung-tra-cuu-MCCT.docx
@@ -67,7 +67,7 @@
           <w:sz w:val="24"/>
           <w:szCs w:val="24"/>
         </w:rPr>
-        <w:t xml:space="preserve">Phiên bản tài liệu: 2.1 — Ngày 15/9/2026</w:t>
+        <w:t xml:space="preserve">Phiên bản tài liệu: 2.2 — Ngày 15/9/2026</w:t>
       </w:r>
     </w:p>
     <w:p>
@@ -618,7 +618,7 @@
           <w:sz w:val="26"/>
           <w:szCs w:val="26"/>
         </w:rPr>
-        <w:t xml:space="preserve">Kết quả hiện ra ngay bên dưới, trang không tải lại. Nếu thẻ đã từng được tra thành công, phần mềm hiện kết quả lần trước — xem mục 3.3.</w:t>
+        <w:t xml:space="preserve">Chờ cổng BHXH trả lời (xem mục 6). Kết quả hiện ra ngay bên dưới, trang không tải lại.</w:t>
       </w:r>
     </w:p>
     <w:p>
@@ -647,7 +647,7 @@
           <w:sz w:val="26"/>
           <w:szCs w:val="26"/>
         </w:rPr>
-        <w:t xml:space="preserve">Trong lúc chờ cổng trả lời, phần tìm kiếm vẫn hiển thị và đồng hồ đếm giây chạy ngay trên trang (xem mục 6). Thanh địa chỉ của trình duyệt tự cập nhật theo thẻ đang tra, nên có thể sao chép đường dẫn gửi cho người khác, hoặc nhấn F5 để mở lại đúng thẻ đó.</w:t>
+        <w:t xml:space="preserve">Trong lúc chờ cổng trả lời, phần tìm kiếm vẫn hiển thị và đồng hồ đếm giây chạy ngay trên trang (xem mục 6). Thanh địa chỉ của trình duyệt tự cập nhật theo thẻ đang tra, nên có thể sao chép đường dẫn gửi cho người khác, hoặc nhấn F5 để mở lại đúng thẻ đó. Mở đường dẫn hoặc nhấn F5 cũng là một lần tra mới trên cổng BHXH.</w:t>
       </w:r>
     </w:p>
     <w:p>
@@ -688,7 +688,7 @@
         <w:rPr>
           <w:rFonts w:ascii="Times New Roman" w:cs="Times New Roman" w:eastAsia="Times New Roman" w:hAnsi="Times New Roman"/>
         </w:rPr>
-        <w:t xml:space="preserve">3.3. Kết quả lần tra trước và nút Tra cứu lại</w:t>
+        <w:t xml:space="preserve">3.3. Mỗi lần tra đều lấy số liệu mới nhất</w:t>
       </w:r>
     </w:p>
     <w:p>
@@ -705,118 +705,7 @@
           <w:sz w:val="26"/>
           <w:szCs w:val="26"/>
         </w:rPr>
-        <w:t xml:space="preserve">Cổng BHXH trả lời chậm và giới hạn số lượt tra của mỗi tài khoản. Vì vậy, khi bấm Tra cứu (trên màn hình riêng) hoặc bấm Tra tiền cùng chi trả (trên màn tra cứu thẻ), phần mềm KHÔNG gọi cổng ngay mà làm như sau:</w:t>
-      </w:r>
-    </w:p>
-    <w:p>
-      <w:pPr>
-        <w:pStyle w:val="ListParagraph"/>
-        <w:numPr>
-          <w:ilvl w:val="0"/>
-          <w:numId w:val="2"/>
-        </w:numPr>
-        <w:spacing w:after="80"/>
-      </w:pPr>
-      <w:r>
-        <w:rPr>
-          <w:rFonts w:ascii="Times New Roman" w:cs="Times New Roman" w:eastAsia="Times New Roman" w:hAnsi="Times New Roman"/>
-          <w:b w:val="false"/>
-          <w:bCs w:val="false"/>
-          <w:sz w:val="26"/>
-          <w:szCs w:val="26"/>
-        </w:rPr>
-        <w:t xml:space="preserve">Nếu thẻ này đã từng được tra cứu thành công, phần mềm hiện ngay kết quả của lần tra thành công gần nhất — gần như tức thì và không tốn lượt tra của cổng.</w:t>
-      </w:r>
-    </w:p>
-    <w:p>
-      <w:pPr>
-        <w:pStyle w:val="ListParagraph"/>
-        <w:numPr>
-          <w:ilvl w:val="0"/>
-          <w:numId w:val="2"/>
-        </w:numPr>
-        <w:spacing w:after="80"/>
-      </w:pPr>
-      <w:r>
-        <w:rPr>
-          <w:rFonts w:ascii="Times New Roman" w:cs="Times New Roman" w:eastAsia="Times New Roman" w:hAnsi="Times New Roman"/>
-          <w:b w:val="false"/>
-          <w:bCs w:val="false"/>
-          <w:sz w:val="26"/>
-          <w:szCs w:val="26"/>
-        </w:rPr>
-        <w:t xml:space="preserve">Nếu thẻ chưa từng được tra cứu thành công lần nào, phần mềm gọi cổng BHXH như bình thường.</w:t>
-      </w:r>
-    </w:p>
-    <w:p>
-      <w:pPr>
-        <w:spacing w:after="120"/>
-      </w:pPr>
-      <w:r>
-        <w:rPr>
-          <w:rFonts w:ascii="Times New Roman" w:cs="Times New Roman" w:eastAsia="Times New Roman" w:hAnsi="Times New Roman"/>
-          <w:b w:val="false"/>
-          <w:bCs w:val="false"/>
-          <w:i w:val="false"/>
-          <w:iCs w:val="false"/>
-          <w:sz w:val="26"/>
-          <w:szCs w:val="26"/>
-        </w:rPr>
-        <w:t xml:space="preserve">Khi đang xem kết quả lần trước, phía trên kết quả có một khung màu vàng ghi: “Số liệu này lấy từ lần tra trước, tra lúc …. Cổng có thể đã cập nhật thêm.” kèm nút Tra cứu lại ở bên phải.</w:t>
-      </w:r>
-    </w:p>
-    <w:p>
-      <w:pPr>
-        <w:pStyle w:val="ListParagraph"/>
-        <w:numPr>
-          <w:ilvl w:val="0"/>
-          <w:numId w:val="6"/>
-        </w:numPr>
-        <w:spacing w:after="80"/>
-      </w:pPr>
-      <w:r>
-        <w:rPr>
-          <w:rFonts w:ascii="Times New Roman" w:cs="Times New Roman" w:eastAsia="Times New Roman" w:hAnsi="Times New Roman"/>
-          <w:sz w:val="26"/>
-          <w:szCs w:val="26"/>
-        </w:rPr>
-        <w:t xml:space="preserve">Đọc thời điểm “tra lúc” trong khung vàng để biết số liệu cũ đến mức nào.</w:t>
-      </w:r>
-    </w:p>
-    <w:p>
-      <w:pPr>
-        <w:pStyle w:val="ListParagraph"/>
-        <w:numPr>
-          <w:ilvl w:val="0"/>
-          <w:numId w:val="6"/>
-        </w:numPr>
-        <w:spacing w:after="80"/>
-      </w:pPr>
-      <w:r>
-        <w:rPr>
-          <w:rFonts w:ascii="Times New Roman" w:cs="Times New Roman" w:eastAsia="Times New Roman" w:hAnsi="Times New Roman"/>
-          <w:sz w:val="26"/>
-          <w:szCs w:val="26"/>
-        </w:rPr>
-        <w:t xml:space="preserve">Nếu cần số liệu mới nhất — ví dụ người bệnh vừa ra viện ở cơ sở khác, hoặc sắp trả lời kết luận miễn cùng chi trả — bấm Tra cứu lại.</w:t>
-      </w:r>
-    </w:p>
-    <w:p>
-      <w:pPr>
-        <w:pStyle w:val="ListParagraph"/>
-        <w:numPr>
-          <w:ilvl w:val="0"/>
-          <w:numId w:val="6"/>
-        </w:numPr>
-        <w:spacing w:after="80"/>
-      </w:pPr>
-      <w:r>
-        <w:rPr>
-          <w:rFonts w:ascii="Times New Roman" w:cs="Times New Roman" w:eastAsia="Times New Roman" w:hAnsi="Times New Roman"/>
-          <w:sz w:val="26"/>
-          <w:szCs w:val="26"/>
-        </w:rPr>
-        <w:t xml:space="preserve">Phần mềm gọi cổng BHXH thật; chờ như mục 6. Kết quả mới thay thế kết quả cũ và khung vàng biến mất.</w:t>
+        <w:t xml:space="preserve">Mỗi lần bấm Tra cứu (trên màn hình riêng), bấm Tra tiền cùng chi trả (trên màn tra cứu thẻ), quét mã QR, hoặc mở trang bằng đường dẫn, phần mềm đều hỏi thẳng cổng BHXH. Số liệu hiển thị luôn là số liệu cổng vừa trả về, không phải số liệu đã lưu từ lần tra trước.</w:t>
       </w:r>
     </w:p>
     <w:p>
@@ -830,40 +719,22 @@
           <w:bCs/>
           <w:i w:val="false"/>
           <w:iCs w:val="false"/>
-          <w:color w:val="C00000"/>
-          <w:sz w:val="26"/>
-          <w:szCs w:val="26"/>
-        </w:rPr>
-        <w:t xml:space="preserve">Phân biệt hai mốc thời gian. </w:t>
-      </w:r>
-      <w:r>
-        <w:rPr>
-          <w:rFonts w:ascii="Times New Roman" w:cs="Times New Roman" w:eastAsia="Times New Roman" w:hAnsi="Times New Roman"/>
-          <w:b w:val="false"/>
-          <w:bCs w:val="false"/>
-          <w:i w:val="false"/>
-          <w:iCs w:val="false"/>
-          <w:sz w:val="26"/>
-          <w:szCs w:val="26"/>
-        </w:rPr>
-        <w:t xml:space="preserve">“Tra lúc” trong khung vàng là thời điểm phần mềm hỏi cổng. “Tính đến” ở dòng chữ nhỏ dưới khối kết luận (mục 5.2) là mốc dữ liệu của chính cổng BHXH. Hai mốc này khác nhau; kết luận với người bệnh phải căn cứ vào mốc “tính đến”.</w:t>
-      </w:r>
-    </w:p>
-    <w:p>
-      <w:pPr>
-        <w:spacing w:after="120"/>
-      </w:pPr>
-      <w:r>
-        <w:rPr>
-          <w:rFonts w:ascii="Times New Roman" w:cs="Times New Roman" w:eastAsia="Times New Roman" w:hAnsi="Times New Roman"/>
-          <w:b w:val="false"/>
-          <w:bCs w:val="false"/>
-          <w:i/>
-          <w:iCs/>
-          <w:sz w:val="26"/>
-          <w:szCs w:val="26"/>
-        </w:rPr>
-        <w:t xml:space="preserve">Kết quả lần trước được tính lại ngưỡng theo đúng ngày của lần tra đó, nên kết luận hiển thị khớp với kết luận tại thời điểm tra. Chỉ những lần tra THÀNH CÔNG mới được dùng lại; lần tra báo lỗi không bao giờ được hiển thị như kết quả. Nút Thử lại ở khung báo lỗi luôn gọi thẳng cổng.</w:t>
+          <w:sz w:val="26"/>
+          <w:szCs w:val="26"/>
+        </w:rPr>
+        <w:t xml:space="preserve">Đổi lại, lần nào cũng phải chờ cổng trả lời. </w:t>
+      </w:r>
+      <w:r>
+        <w:rPr>
+          <w:rFonts w:ascii="Times New Roman" w:cs="Times New Roman" w:eastAsia="Times New Roman" w:hAnsi="Times New Roman"/>
+          <w:b w:val="false"/>
+          <w:bCs w:val="false"/>
+          <w:i w:val="false"/>
+          <w:iCs w:val="false"/>
+          <w:sz w:val="26"/>
+          <w:szCs w:val="26"/>
+        </w:rPr>
+        <w:t xml:space="preserve">Các lần tra trước đây của thẻ vẫn xem được ở bảng Lịch sử tra cứu cuối kết quả (mục 5.5).</w:t>
       </w:r>
     </w:p>
     <w:p>
@@ -2457,7 +2328,7 @@
           <w:sz w:val="26"/>
           <w:szCs w:val="26"/>
         </w:rPr>
-        <w:t xml:space="preserve">Để tiết kiệm lượt tra, hãy dùng kết quả lần trước (mục 3.3) khi số liệu vẫn còn đủ mới, và chỉ bấm Tra cứu lại khi thực sự cần số liệu cập nhật.</w:t>
+        <w:t xml:space="preserve">Mỗi lần tra là một lượt hỏi cổng thật, kể cả khi mở lại đúng thẻ vừa tra. Chỉ tra khi cần, không mở đi mở lại cùng một thẻ.</w:t>
       </w:r>
     </w:p>
     <w:p>
@@ -2474,7 +2345,7 @@
           <w:sz w:val="26"/>
           <w:szCs w:val="26"/>
         </w:rPr>
-        <w:t xml:space="preserve">Phần mềm chờ cổng tối đa 60 giây. Quá thời gian đó mà cổng không trả lời thì dừng chờ và báo lỗi; hãy đợi vài phút rồi bấm Thử lại.</w:t>
+        <w:t xml:space="preserve">Phần mềm chờ cổng tối đa 120 giây. Quá thời gian đó mà cổng không trả lời thì dừng chờ và báo lỗi; hãy đợi vài phút rồi bấm Thử lại.</w:t>
       </w:r>
     </w:p>
     <w:p>
@@ -2967,7 +2838,7 @@
                 <w:sz w:val="24"/>
                 <w:szCs w:val="24"/>
               </w:rPr>
-              <w:t xml:space="preserve">Cổng BHXH không trả lời sau 60 giây…</w:t>
+              <w:t xml:space="preserve">Cổng BHXH không trả lời sau 120 giây…</w:t>
             </w:r>
           </w:p>
         </w:tc>
@@ -3270,7 +3141,7 @@
           <w:sz w:val="26"/>
           <w:szCs w:val="26"/>
         </w:rPr>
-        <w:t xml:space="preserve">Khi thấy khung vàng “Số liệu này lấy từ lần tra trước”, đó là số liệu đã lưu, không phải số liệu vừa hỏi cổng. Cân nhắc bấm Tra cứu lại trước khi trả lời người bệnh.</w:t>
+        <w:t xml:space="preserve">Mỗi lần tra đều hỏi thẳng cổng BHXH, nên kết quả trên màn hình là số liệu mới nhất cổng có tại thời điểm tra.</w:t>
       </w:r>
     </w:p>
     <w:p>
@@ -3921,12 +3792,6 @@
     </w:lvlOverride>
   </w:num>
   <w:num w:numId="5">
-    <w:abstractNumId w:val="3"/>
-    <w:lvlOverride w:ilvl="0">
-      <w:startOverride w:val="1"/>
-    </w:lvlOverride>
-  </w:num>
-  <w:num w:numId="6">
     <w:abstractNumId w:val="3"/>
     <w:lvlOverride w:ilvl="0">
       <w:startOverride w:val="1"/>
